--- a/교육/학교·학원/수강신청서.docx
+++ b/교육/학교·학원/수강신청서.docx
@@ -4,7 +4,7 @@
   <w:body>
     <w:p>
       <w:pPr>
-        <w:spacing w:after="34" w:before="0" w:line="312" w:lineRule="auto"/>
+        <w:spacing w:after="40" w:before="0" w:line="312" w:lineRule="auto"/>
         <w:jc w:val="center"/>
       </w:pPr>
       <w:r>
@@ -19,7 +19,7 @@
     </w:p>
     <w:p>
       <w:pPr>
-        <w:spacing w:after="85" w:before="0" w:line="312" w:lineRule="auto"/>
+        <w:spacing w:after="100" w:before="0" w:line="312" w:lineRule="auto"/>
         <w:jc w:val="left"/>
         <w:pBdr>
           <w:bottom w:val="single" w:sz="14" w:space="2" w:color="24384F"/>
@@ -35,7 +35,7 @@
     </w:p>
     <w:p>
       <w:pPr>
-        <w:spacing w:after="34" w:before="68" w:line="312" w:lineRule="auto"/>
+        <w:spacing w:after="40" w:before="80" w:line="312" w:lineRule="auto"/>
         <w:jc w:val="left"/>
         <w:pBdr>
           <w:bottom w:val="single" w:sz="6" w:space="2" w:color="C9D2DD"/>
@@ -76,7 +76,7 @@
       </w:tblGrid>
       <w:tr>
         <w:trPr>
-          <w:trHeight w:val="385" w:hRule="atLeast"/>
+          <w:trHeight w:val="453" w:hRule="atLeast"/>
         </w:trPr>
         <w:tc>
           <w:tcPr>
@@ -191,7 +191,7 @@
       </w:tr>
       <w:tr>
         <w:trPr>
-          <w:trHeight w:val="385" w:hRule="atLeast"/>
+          <w:trHeight w:val="453" w:hRule="atLeast"/>
         </w:trPr>
         <w:tc>
           <w:tcPr>
@@ -252,7 +252,7 @@
       </w:tr>
       <w:tr>
         <w:trPr>
-          <w:trHeight w:val="385" w:hRule="atLeast"/>
+          <w:trHeight w:val="453" w:hRule="atLeast"/>
         </w:trPr>
         <w:tc>
           <w:tcPr>
@@ -367,7 +367,7 @@
       </w:tr>
       <w:tr>
         <w:trPr>
-          <w:trHeight w:val="385" w:hRule="atLeast"/>
+          <w:trHeight w:val="453" w:hRule="atLeast"/>
         </w:trPr>
         <w:tc>
           <w:tcPr>
@@ -483,7 +483,7 @@
     </w:tbl>
     <w:p>
       <w:pPr>
-        <w:spacing w:after="34" w:before="0" w:line="312" w:lineRule="auto"/>
+        <w:spacing w:after="40" w:before="0" w:line="312" w:lineRule="auto"/>
         <w:jc w:val="left"/>
       </w:pPr>
       <w:r>
@@ -496,7 +496,7 @@
     </w:p>
     <w:p>
       <w:pPr>
-        <w:spacing w:after="34" w:before="68" w:line="312" w:lineRule="auto"/>
+        <w:spacing w:after="40" w:before="80" w:line="312" w:lineRule="auto"/>
         <w:jc w:val="left"/>
         <w:pBdr>
           <w:bottom w:val="single" w:sz="6" w:space="2" w:color="C9D2DD"/>
@@ -539,7 +539,7 @@
       </w:tblGrid>
       <w:tr>
         <w:trPr>
-          <w:trHeight w:val="385" w:hRule="atLeast"/>
+          <w:trHeight w:val="453" w:hRule="atLeast"/>
         </w:trPr>
         <w:tc>
           <w:tcPr>
@@ -718,7 +718,7 @@
       </w:tr>
       <w:tr>
         <w:trPr>
-          <w:trHeight w:val="385" w:hRule="atLeast"/>
+          <w:trHeight w:val="453" w:hRule="atLeast"/>
         </w:trPr>
         <w:tc>
           <w:tcPr>
@@ -734,7 +734,7 @@
           <w:p>
             <w:pPr>
               <w:spacing w:after="0" w:line="312" w:lineRule="auto"/>
-              <w:jc w:val="left"/>
+              <w:jc w:val="center"/>
             </w:pPr>
             <w:r/>
             <w:r>
@@ -760,7 +760,7 @@
           <w:p>
             <w:pPr>
               <w:spacing w:after="0" w:line="312" w:lineRule="auto"/>
-              <w:jc w:val="left"/>
+              <w:jc w:val="center"/>
             </w:pPr>
             <w:r/>
             <w:r>
@@ -786,7 +786,7 @@
           <w:p>
             <w:pPr>
               <w:spacing w:after="0" w:line="312" w:lineRule="auto"/>
-              <w:jc w:val="left"/>
+              <w:jc w:val="center"/>
             </w:pPr>
             <w:r/>
             <w:r>
@@ -812,7 +812,7 @@
           <w:p>
             <w:pPr>
               <w:spacing w:after="0" w:line="312" w:lineRule="auto"/>
-              <w:jc w:val="left"/>
+              <w:jc w:val="center"/>
             </w:pPr>
             <w:r/>
             <w:r>
@@ -838,7 +838,7 @@
           <w:p>
             <w:pPr>
               <w:spacing w:after="0" w:line="312" w:lineRule="auto"/>
-              <w:jc w:val="left"/>
+              <w:jc w:val="center"/>
             </w:pPr>
             <w:r/>
             <w:r>
@@ -864,7 +864,7 @@
           <w:p>
             <w:pPr>
               <w:spacing w:after="0" w:line="312" w:lineRule="auto"/>
-              <w:jc w:val="left"/>
+              <w:jc w:val="center"/>
             </w:pPr>
             <w:r/>
             <w:r>
@@ -879,7 +879,7 @@
       </w:tr>
       <w:tr>
         <w:trPr>
-          <w:trHeight w:val="385" w:hRule="atLeast"/>
+          <w:trHeight w:val="453" w:hRule="atLeast"/>
         </w:trPr>
         <w:tc>
           <w:tcPr>
@@ -895,7 +895,7 @@
           <w:p>
             <w:pPr>
               <w:spacing w:after="0" w:line="312" w:lineRule="auto"/>
-              <w:jc w:val="left"/>
+              <w:jc w:val="center"/>
             </w:pPr>
             <w:r/>
             <w:r>
@@ -921,7 +921,7 @@
           <w:p>
             <w:pPr>
               <w:spacing w:after="0" w:line="312" w:lineRule="auto"/>
-              <w:jc w:val="left"/>
+              <w:jc w:val="center"/>
             </w:pPr>
             <w:r/>
             <w:r>
@@ -947,7 +947,7 @@
           <w:p>
             <w:pPr>
               <w:spacing w:after="0" w:line="312" w:lineRule="auto"/>
-              <w:jc w:val="left"/>
+              <w:jc w:val="center"/>
             </w:pPr>
             <w:r/>
             <w:r>
@@ -973,7 +973,7 @@
           <w:p>
             <w:pPr>
               <w:spacing w:after="0" w:line="312" w:lineRule="auto"/>
-              <w:jc w:val="left"/>
+              <w:jc w:val="center"/>
             </w:pPr>
             <w:r/>
             <w:r>
@@ -999,7 +999,7 @@
           <w:p>
             <w:pPr>
               <w:spacing w:after="0" w:line="312" w:lineRule="auto"/>
-              <w:jc w:val="left"/>
+              <w:jc w:val="center"/>
             </w:pPr>
             <w:r/>
             <w:r>
@@ -1025,7 +1025,7 @@
           <w:p>
             <w:pPr>
               <w:spacing w:after="0" w:line="312" w:lineRule="auto"/>
-              <w:jc w:val="left"/>
+              <w:jc w:val="center"/>
             </w:pPr>
             <w:r/>
             <w:r>
@@ -1041,7 +1041,7 @@
     </w:tbl>
     <w:p>
       <w:pPr>
-        <w:spacing w:after="34" w:before="0" w:line="312" w:lineRule="auto"/>
+        <w:spacing w:after="40" w:before="0" w:line="312" w:lineRule="auto"/>
         <w:jc w:val="left"/>
       </w:pPr>
       <w:r>
@@ -1054,7 +1054,7 @@
     </w:p>
     <w:p>
       <w:pPr>
-        <w:spacing w:after="34" w:before="68" w:line="312" w:lineRule="auto"/>
+        <w:spacing w:after="40" w:before="80" w:line="312" w:lineRule="auto"/>
         <w:jc w:val="left"/>
         <w:pBdr>
           <w:bottom w:val="single" w:sz="6" w:space="2" w:color="C9D2DD"/>
@@ -1095,7 +1095,7 @@
       </w:tblGrid>
       <w:tr>
         <w:trPr>
-          <w:trHeight w:val="385" w:hRule="atLeast"/>
+          <w:trHeight w:val="453" w:hRule="atLeast"/>
         </w:trPr>
         <w:tc>
           <w:tcPr>
@@ -1210,7 +1210,7 @@
       </w:tr>
       <w:tr>
         <w:trPr>
-          <w:trHeight w:val="385" w:hRule="atLeast"/>
+          <w:trHeight w:val="453" w:hRule="atLeast"/>
         </w:trPr>
         <w:tc>
           <w:tcPr>
@@ -1325,7 +1325,7 @@
       </w:tr>
       <w:tr>
         <w:trPr>
-          <w:trHeight w:val="385" w:hRule="atLeast"/>
+          <w:trHeight w:val="453" w:hRule="atLeast"/>
         </w:trPr>
         <w:tc>
           <w:tcPr>
@@ -1442,7 +1442,7 @@
     </w:tbl>
     <w:p>
       <w:pPr>
-        <w:spacing w:after="34" w:before="0" w:line="312" w:lineRule="auto"/>
+        <w:spacing w:after="40" w:before="0" w:line="312" w:lineRule="auto"/>
         <w:jc w:val="left"/>
       </w:pPr>
       <w:r>
@@ -1455,7 +1455,7 @@
     </w:p>
     <w:p>
       <w:pPr>
-        <w:spacing w:after="34" w:before="68" w:line="312" w:lineRule="auto"/>
+        <w:spacing w:after="40" w:before="80" w:line="312" w:lineRule="auto"/>
         <w:jc w:val="left"/>
         <w:pBdr>
           <w:bottom w:val="single" w:sz="6" w:space="2" w:color="C9D2DD"/>
@@ -1496,7 +1496,7 @@
       </w:tblGrid>
       <w:tr>
         <w:trPr>
-          <w:trHeight w:val="385" w:hRule="atLeast"/>
+          <w:trHeight w:val="453" w:hRule="atLeast"/>
         </w:trPr>
         <w:tc>
           <w:tcPr>
@@ -1617,7 +1617,7 @@
       </w:tr>
       <w:tr>
         <w:trPr>
-          <w:trHeight w:val="385" w:hRule="atLeast"/>
+          <w:trHeight w:val="453" w:hRule="atLeast"/>
         </w:trPr>
         <w:tc>
           <w:tcPr>
@@ -1633,7 +1633,7 @@
           <w:p>
             <w:pPr>
               <w:spacing w:after="0" w:line="312" w:lineRule="auto"/>
-              <w:jc w:val="left"/>
+              <w:jc w:val="center"/>
             </w:pPr>
             <w:r/>
             <w:r>
@@ -1659,7 +1659,7 @@
           <w:p>
             <w:pPr>
               <w:spacing w:after="0" w:line="312" w:lineRule="auto"/>
-              <w:jc w:val="left"/>
+              <w:jc w:val="center"/>
             </w:pPr>
             <w:r/>
             <w:r>
@@ -1685,7 +1685,7 @@
           <w:p>
             <w:pPr>
               <w:spacing w:after="0" w:line="312" w:lineRule="auto"/>
-              <w:jc w:val="left"/>
+              <w:jc w:val="center"/>
             </w:pPr>
             <w:r/>
             <w:r>
@@ -1711,7 +1711,7 @@
           <w:p>
             <w:pPr>
               <w:spacing w:after="0" w:line="312" w:lineRule="auto"/>
-              <w:jc w:val="left"/>
+              <w:jc w:val="center"/>
             </w:pPr>
             <w:r/>
             <w:r>
@@ -1726,7 +1726,7 @@
       </w:tr>
       <w:tr>
         <w:trPr>
-          <w:trHeight w:val="385" w:hRule="atLeast"/>
+          <w:trHeight w:val="453" w:hRule="atLeast"/>
         </w:trPr>
         <w:tc>
           <w:tcPr>
@@ -1742,7 +1742,7 @@
           <w:p>
             <w:pPr>
               <w:spacing w:after="0" w:line="312" w:lineRule="auto"/>
-              <w:jc w:val="left"/>
+              <w:jc w:val="center"/>
             </w:pPr>
             <w:r/>
             <w:r>
@@ -1768,7 +1768,7 @@
           <w:p>
             <w:pPr>
               <w:spacing w:after="0" w:line="312" w:lineRule="auto"/>
-              <w:jc w:val="left"/>
+              <w:jc w:val="center"/>
             </w:pPr>
             <w:r/>
             <w:r>
@@ -1794,7 +1794,7 @@
           <w:p>
             <w:pPr>
               <w:spacing w:after="0" w:line="312" w:lineRule="auto"/>
-              <w:jc w:val="left"/>
+              <w:jc w:val="center"/>
             </w:pPr>
             <w:r/>
             <w:r>
@@ -1820,7 +1820,7 @@
           <w:p>
             <w:pPr>
               <w:spacing w:after="0" w:line="312" w:lineRule="auto"/>
-              <w:jc w:val="left"/>
+              <w:jc w:val="center"/>
             </w:pPr>
             <w:r/>
             <w:r>
@@ -1835,7 +1835,7 @@
       </w:tr>
       <w:tr>
         <w:trPr>
-          <w:trHeight w:val="385" w:hRule="atLeast"/>
+          <w:trHeight w:val="453" w:hRule="atLeast"/>
         </w:trPr>
         <w:tc>
           <w:tcPr>
@@ -1851,7 +1851,7 @@
           <w:p>
             <w:pPr>
               <w:spacing w:after="0" w:line="312" w:lineRule="auto"/>
-              <w:jc w:val="left"/>
+              <w:jc w:val="center"/>
             </w:pPr>
             <w:r/>
             <w:r>
@@ -1877,7 +1877,7 @@
           <w:p>
             <w:pPr>
               <w:spacing w:after="0" w:line="312" w:lineRule="auto"/>
-              <w:jc w:val="left"/>
+              <w:jc w:val="center"/>
             </w:pPr>
             <w:r/>
             <w:r>
@@ -1903,7 +1903,7 @@
           <w:p>
             <w:pPr>
               <w:spacing w:after="0" w:line="312" w:lineRule="auto"/>
-              <w:jc w:val="left"/>
+              <w:jc w:val="center"/>
             </w:pPr>
             <w:r/>
             <w:r>
@@ -1929,7 +1929,7 @@
           <w:p>
             <w:pPr>
               <w:spacing w:after="0" w:line="312" w:lineRule="auto"/>
-              <w:jc w:val="left"/>
+              <w:jc w:val="center"/>
             </w:pPr>
             <w:r/>
             <w:r>
@@ -1945,7 +1945,7 @@
     </w:tbl>
     <w:p>
       <w:pPr>
-        <w:spacing w:after="34" w:before="0" w:line="312" w:lineRule="auto"/>
+        <w:spacing w:after="40" w:before="0" w:line="312" w:lineRule="auto"/>
         <w:jc w:val="left"/>
       </w:pPr>
       <w:r>
@@ -1958,7 +1958,7 @@
     </w:p>
     <w:p>
       <w:pPr>
-        <w:spacing w:after="34" w:before="0" w:line="312" w:lineRule="auto"/>
+        <w:spacing w:after="40" w:before="0" w:line="312" w:lineRule="auto"/>
         <w:ind w:left="170"/>
         <w:jc w:val="left"/>
       </w:pPr>
@@ -1973,7 +1973,7 @@
     </w:p>
     <w:p>
       <w:pPr>
-        <w:spacing w:after="34" w:before="0" w:line="312" w:lineRule="auto"/>
+        <w:spacing w:after="40" w:before="0" w:line="312" w:lineRule="auto"/>
         <w:ind w:left="170"/>
         <w:jc w:val="left"/>
       </w:pPr>
@@ -1988,7 +1988,7 @@
     </w:p>
     <w:p>
       <w:pPr>
-        <w:spacing w:after="34" w:before="0" w:line="312" w:lineRule="auto"/>
+        <w:spacing w:after="40" w:before="0" w:line="312" w:lineRule="auto"/>
         <w:ind w:left="170"/>
         <w:jc w:val="left"/>
       </w:pPr>
@@ -2017,7 +2017,7 @@
       </w:tblGrid>
       <w:tr>
         <w:trPr>
-          <w:trHeight w:val="385" w:hRule="atLeast"/>
+          <w:trHeight w:val="453" w:hRule="atLeast"/>
         </w:trPr>
         <w:tc>
           <w:tcPr>
@@ -2133,7 +2133,7 @@
     </w:tbl>
     <w:p>
       <w:pPr>
-        <w:spacing w:after="34" w:before="0" w:line="312" w:lineRule="auto"/>
+        <w:spacing w:after="40" w:before="0" w:line="312" w:lineRule="auto"/>
         <w:jc w:val="left"/>
       </w:pPr>
       <w:r>
@@ -2146,7 +2146,7 @@
     </w:p>
     <w:p>
       <w:pPr>
-        <w:spacing w:after="68" w:before="0" w:line="312" w:lineRule="auto"/>
+        <w:spacing w:after="80" w:before="0" w:line="312" w:lineRule="auto"/>
         <w:jc w:val="center"/>
       </w:pPr>
       <w:r>
@@ -2160,7 +2160,7 @@
     </w:p>
     <w:p>
       <w:pPr>
-        <w:spacing w:after="68" w:before="68" w:line="312" w:lineRule="auto"/>
+        <w:spacing w:after="80" w:before="80" w:line="312" w:lineRule="auto"/>
         <w:jc w:val="center"/>
       </w:pPr>
       <w:r>
@@ -2174,7 +2174,7 @@
     </w:p>
     <w:p>
       <w:pPr>
-        <w:spacing w:after="68" w:before="0" w:line="312" w:lineRule="auto"/>
+        <w:spacing w:after="80" w:before="0" w:line="312" w:lineRule="auto"/>
         <w:jc w:val="right"/>
       </w:pPr>
       <w:r>
@@ -2188,7 +2188,7 @@
     </w:p>
     <w:p>
       <w:pPr>
-        <w:spacing w:after="68" w:before="0" w:line="312" w:lineRule="auto"/>
+        <w:spacing w:after="80" w:before="0" w:line="312" w:lineRule="auto"/>
         <w:jc w:val="right"/>
       </w:pPr>
       <w:r>
@@ -2202,7 +2202,7 @@
     </w:p>
     <w:p>
       <w:pPr>
-        <w:spacing w:after="0" w:before="51" w:line="312" w:lineRule="auto"/>
+        <w:spacing w:after="0" w:before="60" w:line="312" w:lineRule="auto"/>
         <w:jc w:val="left"/>
       </w:pPr>
       <w:r>
